--- a/companies/calderwood-partners/Engagements/Johnson, Lopez and Brooks/Meeting Minutes 2015-09-14 - Johnson, Lopez and Brooks.docx
+++ b/companies/calderwood-partners/Engagements/Johnson, Lopez and Brooks/Meeting Minutes 2015-09-14 - Johnson, Lopez and Brooks.docx
@@ -7,12 +7,12 @@
         <w:pStyle w:val="Heading1"/>
       </w:pPr>
       <w:r>
-        <w:t>Working Session: Market Read and Outstanding Data</w:t>
+        <w:t>Record of a Working Session</w:t>
       </w:r>
     </w:p>
     <w:p>
       <w:r>
-        <w:t>Recorded by Nicole Griffin. Subject: commercial due diligence for Johnson, Lopez and Brooks, mid-engagement working session with the client.</w:t>
+        <w:t>These minutes record the working session held on the commercial due diligence for Johnson, Lopez and Brooks, at which the engagement team and the client reviewed the evidence gathered so far and settled which questions the second half of the work should take up. They set down who was present, what was discussed, and the actions each side agreed to carry before we meet again.</w:t>
       </w:r>
     </w:p>
     <w:p>
@@ -28,7 +28,7 @@
         <w:pStyle w:val="ListBullet"/>
       </w:pPr>
       <w:r>
-        <w:t>Melissa Casey, Research Associate</w:t>
+        <w:t>Nicole Griffin, Research Associate, Calderwood Partners (minutes)</w:t>
       </w:r>
     </w:p>
     <w:p>
@@ -36,7 +36,7 @@
         <w:pStyle w:val="ListBullet"/>
       </w:pPr>
       <w:r>
-        <w:t>Cynthia Hart, Research Associate</w:t>
+        <w:t>Melissa Casey, Research Associate, Calderwood Partners</w:t>
       </w:r>
     </w:p>
     <w:p>
@@ -44,7 +44,7 @@
         <w:pStyle w:val="ListBullet"/>
       </w:pPr>
       <w:r>
-        <w:t>Nicole Griffin, Research Associate</w:t>
+        <w:t>Cynthia Hart, Research Associate, Calderwood Partners</w:t>
       </w:r>
     </w:p>
     <w:p>
@@ -60,12 +60,22 @@
         <w:pStyle w:val="Heading2"/>
       </w:pPr>
       <w:r>
-        <w:t>Market and Competitive Read</w:t>
+        <w:t>Discussion</w:t>
       </w:r>
     </w:p>
     <w:p>
       <w:r>
-        <w:t>Melissa Casey walked the room through the market sizing, which is now firm at the segment level, and the competitive map, which is taking shape. The target holds a defensible position in its core segment but is thinner in the two adjacent ones the plan counts on for growth. That gap is a finding in progress, not a conclusion, and it needs the remaining reference calls before we put weight on it. Barbara Banks asked whether the adjacent-segment weakness is a matter of product or of reach. On the evidence so far it reads as reach, the target simply not being present with the buyers in those segments, but that is exactly what the outstanding customer calls should settle, so it was logged as a question and not an answer. Melissa Casey noted that two published sources disagree on the size of the larger adjacent segment; she is reconciling them and will carry the more conservative figure until the difference is understood.</w:t>
+        <w:t>Cynthia Hart walked the group through the market and competitive reading, which is now substantially complete for the two largest segments and under way on the rest. Her account was that the market is growing steadily rather than sharply, and that the business under review holds a defensible position in its core segment but a thinner one at the edges, where two larger competitors have been gaining. Nicole Griffin noted where each figure in the reading traces back, so that the client could see the sourcing rather than take the conclusions on trust.</w:t>
+      </w:r>
+    </w:p>
+    <w:p>
+      <w:r>
+        <w:t>We then turned to the customers and the revenue, where the public record has taken us only so far. Melissa Casey set out the exhibits she has built to date and was careful to mark, on each one, the point at which the external evidence gives out and the client's own numbers would have to carry the analysis further. Barbara Banks confirmed that the internal customer detail can be made available, and observed from her own vantage that a handful of the largest accounts sit behind a disproportionate share of revenue, which is the sort of concentration the diligence exists to test rather than to assume.</w:t>
+      </w:r>
+    </w:p>
+    <w:p>
+      <w:r>
+        <w:t>One question we left open by agreement, since it belongs to a later stage of the work. The team can either press the competitive reading deeper into the two adjacent segments, which is the more thorough course, or hold the segment map where it is and put the freed time into the revenue-quality analysis, which is the more pointed one. No one pressed for a decision in the room, because the choice turns on what the internal customer detail shows once we have it, and we agreed to settle it at the next session rather than guess at it now.</w:t>
       </w:r>
     </w:p>
     <w:p>
@@ -73,33 +83,7 @@
         <w:pStyle w:val="Heading2"/>
       </w:pPr>
       <w:r>
-        <w:t>Customers and Revenue</w:t>
-      </w:r>
-    </w:p>
-    <w:p>
-      <w:r>
-        <w:t>Cynthia Hart presented the customer exhibits as they stand. Concentration is higher than the summary data first suggested: the top accounts carry more of the revenue than the plan leans on comfortably. Retention looks sound on the accounts we have data for, but two of the largest are not yet in the file, and until they are the concentration read is provisional. Barbara Banks confirmed she would push her finance team for the account-level history that is still open, and noted that one of the two accounts changed its contract terms last year, which we should factor into the retention read rather than treat the history as a single series. The reference calls completed so far support the retention picture; the ones outstanding are the larger accounts, which are the ones that matter most, and Cynthia Hart flagged that the exhibits will stay marked provisional until those two accounts are in and reconciled.</w:t>
-      </w:r>
-    </w:p>
-    <w:p>
-      <w:pPr>
-        <w:pStyle w:val="Heading2"/>
-      </w:pPr>
-      <w:r>
-        <w:t>Schedule and Access</w:t>
-      </w:r>
-    </w:p>
-    <w:p>
-      <w:r>
-        <w:t>Access is the item most likely to move the timeline. The reference calls with the mid-sized accounts are booked; the largest accounts carry the read on revenue, and those introductions come from the client. Barbara Banks agreed to make them this week so the calls fall inside the next three weeks. Nicole Griffin will send the confirmed schedule to the client's office as each call is set, and will flag any account that cannot be reached in time, so that a gap is known while there is still room to work around it. On the data side, the two open account histories sit with the client's finance team; every other item on the request list is closed.</w:t>
-      </w:r>
-    </w:p>
-    <w:p>
-      <w:pPr>
-        <w:pStyle w:val="Heading2"/>
-      </w:pPr>
-      <w:r>
-        <w:t>Open Items and Actions</w:t>
+        <w:t>Actions</w:t>
       </w:r>
     </w:p>
     <w:tbl>
@@ -109,27 +93,41 @@
         <w:tblLook w:firstColumn="1" w:firstRow="1" w:lastColumn="0" w:lastRow="0" w:noHBand="0" w:noVBand="1" w:val="04A0"/>
       </w:tblPr>
       <w:tblGrid>
-        <w:gridCol w:w="2880"/>
-        <w:gridCol w:w="2880"/>
-        <w:gridCol w:w="2880"/>
+        <w:gridCol w:w="2160"/>
+        <w:gridCol w:w="2160"/>
+        <w:gridCol w:w="2160"/>
+        <w:gridCol w:w="2160"/>
       </w:tblGrid>
       <w:tr>
         <w:tc>
           <w:tcPr>
-            <w:tcW w:type="dxa" w:w="2880"/>
+            <w:tcW w:type="dxa" w:w="2160"/>
           </w:tcPr>
           <w:p>
             <w:r>
               <w:rPr>
                 <w:b/>
               </w:rPr>
-              <w:t>Item</w:t>
+              <w:t>No.</w:t>
             </w:r>
           </w:p>
         </w:tc>
         <w:tc>
           <w:tcPr>
-            <w:tcW w:type="dxa" w:w="2880"/>
+            <w:tcW w:type="dxa" w:w="2160"/>
+          </w:tcPr>
+          <w:p>
+            <w:r>
+              <w:rPr>
+                <w:b/>
+              </w:rPr>
+              <w:t>Action</w:t>
+            </w:r>
+          </w:p>
+        </w:tc>
+        <w:tc>
+          <w:tcPr>
+            <w:tcW w:type="dxa" w:w="2160"/>
           </w:tcPr>
           <w:p>
             <w:r>
@@ -142,7 +140,7 @@
         </w:tc>
         <w:tc>
           <w:tcPr>
-            <w:tcW w:type="dxa" w:w="2880"/>
+            <w:tcW w:type="dxa" w:w="2160"/>
           </w:tcPr>
           <w:p>
             <w:r>
@@ -157,17 +155,27 @@
       <w:tr>
         <w:tc>
           <w:tcPr>
-            <w:tcW w:type="dxa" w:w="2880"/>
+            <w:tcW w:type="dxa" w:w="2160"/>
           </w:tcPr>
           <w:p>
             <w:r>
-              <w:t>Provide the account-level revenue history for the two largest customers</w:t>
+              <w:t>1</w:t>
             </w:r>
           </w:p>
         </w:tc>
         <w:tc>
           <w:tcPr>
-            <w:tcW w:type="dxa" w:w="2880"/>
+            <w:tcW w:type="dxa" w:w="2160"/>
+          </w:tcPr>
+          <w:p>
+            <w:r>
+              <w:t>Assemble and send the internal customer and revenue detail against our opening request</w:t>
+            </w:r>
+          </w:p>
+        </w:tc>
+        <w:tc>
+          <w:tcPr>
+            <w:tcW w:type="dxa" w:w="2160"/>
           </w:tcPr>
           <w:p>
             <w:r>
@@ -177,11 +185,11 @@
         </w:tc>
         <w:tc>
           <w:tcPr>
-            <w:tcW w:type="dxa" w:w="2880"/>
+            <w:tcW w:type="dxa" w:w="2160"/>
           </w:tcPr>
           <w:p>
             <w:r>
-              <w:t>Before the next session</w:t>
+              <w:t>Within the week</w:t>
             </w:r>
           </w:p>
         </w:tc>
@@ -189,31 +197,41 @@
       <w:tr>
         <w:tc>
           <w:tcPr>
-            <w:tcW w:type="dxa" w:w="2880"/>
+            <w:tcW w:type="dxa" w:w="2160"/>
           </w:tcPr>
           <w:p>
             <w:r>
-              <w:t>Complete the outstanding customer reference calls, largest accounts first</w:t>
+              <w:t>2</w:t>
             </w:r>
           </w:p>
         </w:tc>
         <w:tc>
           <w:tcPr>
-            <w:tcW w:type="dxa" w:w="2880"/>
+            <w:tcW w:type="dxa" w:w="2160"/>
           </w:tcPr>
           <w:p>
             <w:r>
-              <w:t>Nicole Griffin</w:t>
+              <w:t>Close the competitive reading on the two remaining segments and record the sources</w:t>
             </w:r>
           </w:p>
         </w:tc>
         <w:tc>
           <w:tcPr>
-            <w:tcW w:type="dxa" w:w="2880"/>
+            <w:tcW w:type="dxa" w:w="2160"/>
           </w:tcPr>
           <w:p>
             <w:r>
-              <w:t>Over the next three weeks</w:t>
+              <w:t>Cynthia Hart</w:t>
+            </w:r>
+          </w:p>
+        </w:tc>
+        <w:tc>
+          <w:tcPr>
+            <w:tcW w:type="dxa" w:w="2160"/>
+          </w:tcPr>
+          <w:p>
+            <w:r>
+              <w:t>Before next session</w:t>
             </w:r>
           </w:p>
         </w:tc>
@@ -221,17 +239,27 @@
       <w:tr>
         <w:tc>
           <w:tcPr>
-            <w:tcW w:type="dxa" w:w="2880"/>
+            <w:tcW w:type="dxa" w:w="2160"/>
           </w:tcPr>
           <w:p>
             <w:r>
-              <w:t>Close the competitive map on the two adjacent segments</w:t>
+              <w:t>3</w:t>
             </w:r>
           </w:p>
         </w:tc>
         <w:tc>
           <w:tcPr>
-            <w:tcW w:type="dxa" w:w="2880"/>
+            <w:tcW w:type="dxa" w:w="2160"/>
+          </w:tcPr>
+          <w:p>
+            <w:r>
+              <w:t>Reconcile the public revenue picture against the internal numbers once received, and flag any gap on the exhibits</w:t>
+            </w:r>
+          </w:p>
+        </w:tc>
+        <w:tc>
+          <w:tcPr>
+            <w:tcW w:type="dxa" w:w="2160"/>
           </w:tcPr>
           <w:p>
             <w:r>
@@ -241,48 +269,21 @@
         </w:tc>
         <w:tc>
           <w:tcPr>
-            <w:tcW w:type="dxa" w:w="2880"/>
+            <w:tcW w:type="dxa" w:w="2160"/>
           </w:tcPr>
           <w:p>
             <w:r>
-              <w:t>With the reference calls</w:t>
-            </w:r>
-          </w:p>
-        </w:tc>
-      </w:tr>
-      <w:tr>
-        <w:tc>
-          <w:tcPr>
-            <w:tcW w:type="dxa" w:w="2880"/>
-          </w:tcPr>
-          <w:p>
-            <w:r>
-              <w:t>Update the concentration and retention exhibits once the account history is in</w:t>
-            </w:r>
-          </w:p>
-        </w:tc>
-        <w:tc>
-          <w:tcPr>
-            <w:tcW w:type="dxa" w:w="2880"/>
-          </w:tcPr>
-          <w:p>
-            <w:r>
-              <w:t>Cynthia Hart</w:t>
-            </w:r>
-          </w:p>
-        </w:tc>
-        <w:tc>
-          <w:tcPr>
-            <w:tcW w:type="dxa" w:w="2880"/>
-          </w:tcPr>
-          <w:p>
-            <w:r>
-              <w:t>After the data arrives</w:t>
+              <w:t>Next session</w:t>
             </w:r>
           </w:p>
         </w:tc>
       </w:tr>
     </w:tbl>
+    <w:p>
+      <w:r>
+        <w:t>The item that gates our next session is the first action, since until the internal customer detail is in hand we cannot reconcile the revenue picture or settle the open question above; once Barbara Banks's team has sent it, I will circulate the updated exhibits ahead of the meeting so that no one reads them cold.</w:t>
+      </w:r>
+    </w:p>
     <w:sectPr>
       <w:headerReference w:type="first" r:id="rId9"/>
       <w:headerReference w:type="default" r:id="rId10"/>
